--- a/勉強会構成案_ケアマネ向け.docx
+++ b/勉強会構成案_ケアマネ向け.docx
@@ -479,7 +479,7 @@
                 <w:sz w:val="18"/>
                 <w:szCs w:val="18"/>
               </w:rPr>
-              <w:t xml:space="preserve">制度早見表、声かけ例文カード、「対応できる相談一覧」</w:t>
+              <w:t xml:space="preserve">制度早見表、「保険の気づきサイン」シート、声かけ例文カード、「対応できる相談一覧」</w:t>
             </w:r>
           </w:p>
         </w:tc>
@@ -520,6 +520,24 @@
           <w:szCs w:val="20"/>
         </w:rPr>
         <w:t xml:space="preserve">「お金が心配」と言われたとき、使える負担軽減制度をすぐに思い浮かべられる</w:t>
+      </w:r>
+    </w:p>
+    <w:p>
+      <w:pPr>
+        <w:pStyle w:val="ListParagraph"/>
+        <w:numPr>
+          <w:ilvl w:val="0"/>
+          <w:numId w:val="2"/>
+        </w:numPr>
+        <w:spacing w:after="60" w:before="0" w:line="276"/>
+      </w:pPr>
+      <w:r>
+        <w:rPr>
+          <w:rFonts w:ascii="Yu Gothic" w:cs="Yu Gothic" w:eastAsia="Yu Gothic" w:hAnsi="Yu Gothic"/>
+          <w:sz w:val="20"/>
+          <w:szCs w:val="20"/>
+        </w:rPr>
+        <w:t xml:space="preserve">入院・要介護認定・余命の告知などの場面で、「請求できる保険があるかも」と気づける</w:t>
       </w:r>
     </w:p>
     <w:p>
@@ -871,7 +889,7 @@
                 <w:sz w:val="17"/>
                 <w:szCs w:val="17"/>
               </w:rPr>
-              <w:t xml:space="preserve">3〜8分</w:t>
+              <w:t xml:space="preserve">3〜6分</w:t>
             </w:r>
           </w:p>
         </w:tc>
@@ -1001,7 +1019,7 @@
                 <w:sz w:val="17"/>
                 <w:szCs w:val="17"/>
               </w:rPr>
-              <w:t xml:space="preserve">8〜20分</w:t>
+              <w:t xml:space="preserve">6〜15分</w:t>
             </w:r>
           </w:p>
         </w:tc>
@@ -1189,7 +1207,7 @@
                 <w:sz w:val="17"/>
                 <w:szCs w:val="17"/>
               </w:rPr>
-              <w:t xml:space="preserve">20〜30分</w:t>
+              <w:t xml:space="preserve">15〜26分</w:t>
             </w:r>
           </w:p>
         </w:tc>
@@ -1217,22 +1235,22 @@
                 <w:sz w:val="17"/>
                 <w:szCs w:val="17"/>
               </w:rPr>
-              <w:t xml:space="preserve">Part2</w:t>
-            </w:r>
-          </w:p>
-          <w:p>
-            <w:pPr>
-              <w:spacing w:after="20" w:before="0" w:line="252"/>
-            </w:pPr>
-            <w:r>
-              <w:rPr>
-                <w:rFonts w:ascii="Yu Gothic" w:cs="Yu Gothic" w:eastAsia="Yu Gothic" w:hAnsi="Yu Gothic"/>
-                <w:b w:val="false"/>
-                <w:bCs w:val="false"/>
-                <w:sz w:val="17"/>
-                <w:szCs w:val="17"/>
-              </w:rPr>
-              <w:t xml:space="preserve">施設費用と「お金が持つか」</w:t>
+              <w:t xml:space="preserve">Part2（目玉）</w:t>
+            </w:r>
+          </w:p>
+          <w:p>
+            <w:pPr>
+              <w:spacing w:after="20" w:before="0" w:line="252"/>
+            </w:pPr>
+            <w:r>
+              <w:rPr>
+                <w:rFonts w:ascii="Yu Gothic" w:cs="Yu Gothic" w:eastAsia="Yu Gothic" w:hAnsi="Yu Gothic"/>
+                <w:b w:val="false"/>
+                <w:bCs w:val="false"/>
+                <w:sz w:val="17"/>
+                <w:szCs w:val="17"/>
+              </w:rPr>
+              <w:t xml:space="preserve">利用者さんの“眠っている保険”</w:t>
             </w:r>
           </w:p>
         </w:tc>
@@ -1260,37 +1278,52 @@
                 <w:sz w:val="17"/>
                 <w:szCs w:val="17"/>
               </w:rPr>
-              <w:t xml:space="preserve">施設の種類ごとの費用感</w:t>
-            </w:r>
-          </w:p>
-          <w:p>
-            <w:pPr>
-              <w:spacing w:after="20" w:before="0" w:line="252"/>
-            </w:pPr>
-            <w:r>
-              <w:rPr>
-                <w:rFonts w:ascii="Yu Gothic" w:cs="Yu Gothic" w:eastAsia="Yu Gothic" w:hAnsi="Yu Gothic"/>
-                <w:b w:val="false"/>
-                <w:bCs w:val="false"/>
-                <w:sz w:val="17"/>
-                <w:szCs w:val="17"/>
-              </w:rPr>
-              <w:t xml:space="preserve">「毎月の不足額 × 想定月数 ≦ 使える貯蓄」の簡易チェック</w:t>
-            </w:r>
-          </w:p>
-          <w:p>
-            <w:pPr>
-              <w:spacing w:after="20" w:before="0" w:line="252"/>
-            </w:pPr>
-            <w:r>
-              <w:rPr>
-                <w:rFonts w:ascii="Yu Gothic" w:cs="Yu Gothic" w:eastAsia="Yu Gothic" w:hAnsi="Yu Gothic"/>
-                <w:b w:val="false"/>
-                <w:bCs w:val="false"/>
-                <w:sz w:val="17"/>
-                <w:szCs w:val="17"/>
-              </w:rPr>
-              <w:t xml:space="preserve">架空事例で一緒に試算</w:t>
+              <w:t xml:space="preserve">請求漏れが起きやすい場面（入院・手術・要介護認定・三大疾病）</w:t>
+            </w:r>
+          </w:p>
+          <w:p>
+            <w:pPr>
+              <w:spacing w:after="20" w:before="0" w:line="252"/>
+            </w:pPr>
+            <w:r>
+              <w:rPr>
+                <w:rFonts w:ascii="Yu Gothic" w:cs="Yu Gothic" w:eastAsia="Yu Gothic" w:hAnsi="Yu Gothic"/>
+                <w:b w:val="false"/>
+                <w:bCs w:val="false"/>
+                <w:sz w:val="17"/>
+                <w:szCs w:val="17"/>
+              </w:rPr>
+              <w:t xml:space="preserve">保険料の払込免除</w:t>
+            </w:r>
+          </w:p>
+          <w:p>
+            <w:pPr>
+              <w:spacing w:after="20" w:before="0" w:line="252"/>
+            </w:pPr>
+            <w:r>
+              <w:rPr>
+                <w:rFonts w:ascii="Yu Gothic" w:cs="Yu Gothic" w:eastAsia="Yu Gothic" w:hAnsi="Yu Gothic"/>
+                <w:b w:val="false"/>
+                <w:bCs w:val="false"/>
+                <w:sz w:val="17"/>
+                <w:szCs w:val="17"/>
+              </w:rPr>
+              <w:t xml:space="preserve">リビングニーズ特約のしくみ</w:t>
+            </w:r>
+          </w:p>
+          <w:p>
+            <w:pPr>
+              <w:spacing w:after="20" w:before="0" w:line="252"/>
+            </w:pPr>
+            <w:r>
+              <w:rPr>
+                <w:rFonts w:ascii="Yu Gothic" w:cs="Yu Gothic" w:eastAsia="Yu Gothic" w:hAnsi="Yu Gothic"/>
+                <w:b w:val="false"/>
+                <w:bCs w:val="false"/>
+                <w:sz w:val="17"/>
+                <w:szCs w:val="17"/>
+              </w:rPr>
+              <w:t xml:space="preserve">指定代理請求と、加入先がわからないときの照会制度</w:t>
             </w:r>
           </w:p>
         </w:tc>
@@ -1318,7 +1351,7 @@
                 <w:sz w:val="17"/>
                 <w:szCs w:val="17"/>
               </w:rPr>
-              <w:t xml:space="preserve">電卓で一緒に計算するワークにすると定着しやすい</w:t>
+              <w:t xml:space="preserve">ケアマネが最初に気づける立場であることを伝える。架空事例で「この方、請求できるものは？」と問いかける</w:t>
             </w:r>
           </w:p>
         </w:tc>
@@ -1349,7 +1382,7 @@
                 <w:sz w:val="17"/>
                 <w:szCs w:val="17"/>
               </w:rPr>
-              <w:t xml:space="preserve">30〜38分</w:t>
+              <w:t xml:space="preserve">26〜32分</w:t>
             </w:r>
           </w:p>
         </w:tc>
@@ -1391,7 +1424,7 @@
                 <w:sz w:val="17"/>
                 <w:szCs w:val="17"/>
               </w:rPr>
-              <w:t xml:space="preserve">認知症とお金の管理</w:t>
+              <w:t xml:space="preserve">施設費用と「お金が持つか」</w:t>
             </w:r>
           </w:p>
         </w:tc>
@@ -1418,37 +1451,22 @@
                 <w:sz w:val="17"/>
                 <w:szCs w:val="17"/>
               </w:rPr>
-              <w:t xml:space="preserve">口座が使いにくくなるリスク</w:t>
-            </w:r>
-          </w:p>
-          <w:p>
-            <w:pPr>
-              <w:spacing w:after="20" w:before="0" w:line="252"/>
-            </w:pPr>
-            <w:r>
-              <w:rPr>
-                <w:rFonts w:ascii="Yu Gothic" w:cs="Yu Gothic" w:eastAsia="Yu Gothic" w:hAnsi="Yu Gothic"/>
-                <w:b w:val="false"/>
-                <w:bCs w:val="false"/>
-                <w:sz w:val="17"/>
-                <w:szCs w:val="17"/>
-              </w:rPr>
-              <w:t xml:space="preserve">日常生活自立支援事業・成年後見・任意後見・家族信託の比較</w:t>
-            </w:r>
-          </w:p>
-          <w:p>
-            <w:pPr>
-              <w:spacing w:after="20" w:before="0" w:line="252"/>
-            </w:pPr>
-            <w:r>
-              <w:rPr>
-                <w:rFonts w:ascii="Yu Gothic" w:cs="Yu Gothic" w:eastAsia="Yu Gothic" w:hAnsi="Yu Gothic"/>
-                <w:b w:val="false"/>
-                <w:bCs w:val="false"/>
-                <w:sz w:val="17"/>
-                <w:szCs w:val="17"/>
-              </w:rPr>
-              <w:t xml:space="preserve">「元気なうちに」の声かけ</w:t>
+              <w:t xml:space="preserve">施設の種類ごとの費用感</w:t>
+            </w:r>
+          </w:p>
+          <w:p>
+            <w:pPr>
+              <w:spacing w:after="20" w:before="0" w:line="252"/>
+            </w:pPr>
+            <w:r>
+              <w:rPr>
+                <w:rFonts w:ascii="Yu Gothic" w:cs="Yu Gothic" w:eastAsia="Yu Gothic" w:hAnsi="Yu Gothic"/>
+                <w:b w:val="false"/>
+                <w:bCs w:val="false"/>
+                <w:sz w:val="17"/>
+                <w:szCs w:val="17"/>
+              </w:rPr>
+              <w:t xml:space="preserve">「毎月の不足額 × 想定月数 ≦ 使える貯蓄」の簡易チェック</w:t>
             </w:r>
           </w:p>
         </w:tc>
@@ -1475,7 +1493,7 @@
                 <w:sz w:val="17"/>
                 <w:szCs w:val="17"/>
               </w:rPr>
-              <w:t xml:space="preserve">比較表を1枚で示す。詳細は専門職へ、と線引きする</w:t>
+              <w:t xml:space="preserve">電卓で一緒に計算するワークにすると定着しやすい</w:t>
             </w:r>
           </w:p>
         </w:tc>
@@ -1507,7 +1525,7 @@
                 <w:sz w:val="17"/>
                 <w:szCs w:val="17"/>
               </w:rPr>
-              <w:t xml:space="preserve">38〜43分</w:t>
+              <w:t xml:space="preserve">32〜38分</w:t>
             </w:r>
           </w:p>
         </w:tc>
@@ -1550,7 +1568,7 @@
                 <w:sz w:val="17"/>
                 <w:szCs w:val="17"/>
               </w:rPr>
-              <w:t xml:space="preserve">FPへのつなぎ方</w:t>
+              <w:t xml:space="preserve">認知症とお金の管理</w:t>
             </w:r>
           </w:p>
         </w:tc>
@@ -1578,37 +1596,22 @@
                 <w:sz w:val="17"/>
                 <w:szCs w:val="17"/>
               </w:rPr>
-              <w:t xml:space="preserve">こんなときは相談のサイン</w:t>
-            </w:r>
-          </w:p>
-          <w:p>
-            <w:pPr>
-              <w:spacing w:after="20" w:before="0" w:line="252"/>
-            </w:pPr>
-            <w:r>
-              <w:rPr>
-                <w:rFonts w:ascii="Yu Gothic" w:cs="Yu Gothic" w:eastAsia="Yu Gothic" w:hAnsi="Yu Gothic"/>
-                <w:b w:val="false"/>
-                <w:bCs w:val="false"/>
-                <w:sz w:val="17"/>
-                <w:szCs w:val="17"/>
-              </w:rPr>
-              <w:t xml:space="preserve">声かけ例文</w:t>
-            </w:r>
-          </w:p>
-          <w:p>
-            <w:pPr>
-              <w:spacing w:after="20" w:before="0" w:line="252"/>
-            </w:pPr>
-            <w:r>
-              <w:rPr>
-                <w:rFonts w:ascii="Yu Gothic" w:cs="Yu Gothic" w:eastAsia="Yu Gothic" w:hAnsi="Yu Gothic"/>
-                <w:b w:val="false"/>
-                <w:bCs w:val="false"/>
-                <w:sz w:val="17"/>
-                <w:szCs w:val="17"/>
-              </w:rPr>
-              <w:t xml:space="preserve">同意の取り方と報告の範囲</w:t>
+              <w:t xml:space="preserve">口座が使いにくくなるリスク</w:t>
+            </w:r>
+          </w:p>
+          <w:p>
+            <w:pPr>
+              <w:spacing w:after="20" w:before="0" w:line="252"/>
+            </w:pPr>
+            <w:r>
+              <w:rPr>
+                <w:rFonts w:ascii="Yu Gothic" w:cs="Yu Gothic" w:eastAsia="Yu Gothic" w:hAnsi="Yu Gothic"/>
+                <w:b w:val="false"/>
+                <w:bCs w:val="false"/>
+                <w:sz w:val="17"/>
+                <w:szCs w:val="17"/>
+              </w:rPr>
+              <w:t xml:space="preserve">日常生活自立支援事業・成年後見・任意後見・家族信託の比較</w:t>
             </w:r>
           </w:p>
         </w:tc>
@@ -1636,7 +1639,7 @@
                 <w:sz w:val="17"/>
                 <w:szCs w:val="17"/>
               </w:rPr>
-              <w:t xml:space="preserve">紹介料なし・押し売りなしを明言し、安心してつなげる関係をつくる</w:t>
+              <w:t xml:space="preserve">比較表を1枚で示す。詳細は専門職へ、と線引きする</w:t>
             </w:r>
           </w:p>
         </w:tc>
@@ -1667,6 +1670,164 @@
                 <w:sz w:val="17"/>
                 <w:szCs w:val="17"/>
               </w:rPr>
+              <w:t xml:space="preserve">38〜43分</w:t>
+            </w:r>
+          </w:p>
+        </w:tc>
+        <w:tc>
+          <w:tcPr>
+            <w:tcW w:type="dxa" w:w="2300"/>
+            <w:tcMar>
+              <w:top w:type="dxa" w:w="50"/>
+              <w:left w:type="dxa" w:w="90"/>
+              <w:bottom w:type="dxa" w:w="50"/>
+              <w:right w:type="dxa" w:w="90"/>
+            </w:tcMar>
+            <w:vAlign w:val="center"/>
+          </w:tcPr>
+          <w:p>
+            <w:pPr>
+              <w:spacing w:after="20" w:before="0" w:line="252"/>
+            </w:pPr>
+            <w:r>
+              <w:rPr>
+                <w:rFonts w:ascii="Yu Gothic" w:cs="Yu Gothic" w:eastAsia="Yu Gothic" w:hAnsi="Yu Gothic"/>
+                <w:b w:val="false"/>
+                <w:bCs w:val="false"/>
+                <w:sz w:val="17"/>
+                <w:szCs w:val="17"/>
+              </w:rPr>
+              <w:t xml:space="preserve">Part5</w:t>
+            </w:r>
+          </w:p>
+          <w:p>
+            <w:pPr>
+              <w:spacing w:after="20" w:before="0" w:line="252"/>
+            </w:pPr>
+            <w:r>
+              <w:rPr>
+                <w:rFonts w:ascii="Yu Gothic" w:cs="Yu Gothic" w:eastAsia="Yu Gothic" w:hAnsi="Yu Gothic"/>
+                <w:b w:val="false"/>
+                <w:bCs w:val="false"/>
+                <w:sz w:val="17"/>
+                <w:szCs w:val="17"/>
+              </w:rPr>
+              <w:t xml:space="preserve">FPへのつなぎ方</w:t>
+            </w:r>
+          </w:p>
+        </w:tc>
+        <w:tc>
+          <w:tcPr>
+            <w:tcW w:type="dxa" w:w="4400"/>
+            <w:tcMar>
+              <w:top w:type="dxa" w:w="50"/>
+              <w:left w:type="dxa" w:w="90"/>
+              <w:bottom w:type="dxa" w:w="50"/>
+              <w:right w:type="dxa" w:w="90"/>
+            </w:tcMar>
+            <w:vAlign w:val="center"/>
+          </w:tcPr>
+          <w:p>
+            <w:pPr>
+              <w:spacing w:after="20" w:before="0" w:line="252"/>
+            </w:pPr>
+            <w:r>
+              <w:rPr>
+                <w:rFonts w:ascii="Yu Gothic" w:cs="Yu Gothic" w:eastAsia="Yu Gothic" w:hAnsi="Yu Gothic"/>
+                <w:b w:val="false"/>
+                <w:bCs w:val="false"/>
+                <w:sz w:val="17"/>
+                <w:szCs w:val="17"/>
+              </w:rPr>
+              <w:t xml:space="preserve">こんなときは相談のサイン</w:t>
+            </w:r>
+          </w:p>
+          <w:p>
+            <w:pPr>
+              <w:spacing w:after="20" w:before="0" w:line="252"/>
+            </w:pPr>
+            <w:r>
+              <w:rPr>
+                <w:rFonts w:ascii="Yu Gothic" w:cs="Yu Gothic" w:eastAsia="Yu Gothic" w:hAnsi="Yu Gothic"/>
+                <w:b w:val="false"/>
+                <w:bCs w:val="false"/>
+                <w:sz w:val="17"/>
+                <w:szCs w:val="17"/>
+              </w:rPr>
+              <w:t xml:space="preserve">声かけ例文</w:t>
+            </w:r>
+          </w:p>
+          <w:p>
+            <w:pPr>
+              <w:spacing w:after="20" w:before="0" w:line="252"/>
+            </w:pPr>
+            <w:r>
+              <w:rPr>
+                <w:rFonts w:ascii="Yu Gothic" w:cs="Yu Gothic" w:eastAsia="Yu Gothic" w:hAnsi="Yu Gothic"/>
+                <w:b w:val="false"/>
+                <w:bCs w:val="false"/>
+                <w:sz w:val="17"/>
+                <w:szCs w:val="17"/>
+              </w:rPr>
+              <w:t xml:space="preserve">同意の取り方と報告の範囲</w:t>
+            </w:r>
+          </w:p>
+        </w:tc>
+        <w:tc>
+          <w:tcPr>
+            <w:tcW w:type="dxa" w:w="2406"/>
+            <w:tcMar>
+              <w:top w:type="dxa" w:w="50"/>
+              <w:left w:type="dxa" w:w="90"/>
+              <w:bottom w:type="dxa" w:w="50"/>
+              <w:right w:type="dxa" w:w="90"/>
+            </w:tcMar>
+            <w:vAlign w:val="center"/>
+          </w:tcPr>
+          <w:p>
+            <w:pPr>
+              <w:spacing w:after="20" w:before="0" w:line="252"/>
+            </w:pPr>
+            <w:r>
+              <w:rPr>
+                <w:rFonts w:ascii="Yu Gothic" w:cs="Yu Gothic" w:eastAsia="Yu Gothic" w:hAnsi="Yu Gothic"/>
+                <w:b w:val="false"/>
+                <w:bCs w:val="false"/>
+                <w:sz w:val="17"/>
+                <w:szCs w:val="17"/>
+              </w:rPr>
+              <w:t xml:space="preserve">紹介料なし・押し売りなしを明言し、安心してつなげる関係をつくる</w:t>
+            </w:r>
+          </w:p>
+        </w:tc>
+      </w:tr>
+      <w:tr>
+        <w:trPr>
+          <w:cantSplit/>
+          <w:tblHeader w:val="false"/>
+        </w:trPr>
+        <w:tc>
+          <w:tcPr>
+            <w:tcW w:type="dxa" w:w="1100"/>
+            <w:shd w:fill="F2F7FC" w:color="auto" w:val="clear"/>
+            <w:tcMar>
+              <w:top w:type="dxa" w:w="50"/>
+              <w:left w:type="dxa" w:w="90"/>
+              <w:bottom w:type="dxa" w:w="50"/>
+              <w:right w:type="dxa" w:w="90"/>
+            </w:tcMar>
+            <w:vAlign w:val="center"/>
+          </w:tcPr>
+          <w:p>
+            <w:pPr>
+              <w:spacing w:after="20" w:before="0" w:line="252"/>
+            </w:pPr>
+            <w:r>
+              <w:rPr>
+                <w:rFonts w:ascii="Yu Gothic" w:cs="Yu Gothic" w:eastAsia="Yu Gothic" w:hAnsi="Yu Gothic"/>
+                <w:sz w:val="17"/>
+                <w:szCs w:val="17"/>
+              </w:rPr>
               <w:t xml:space="preserve">43〜45分</w:t>
             </w:r>
           </w:p>
@@ -1674,6 +1835,7 @@
         <w:tc>
           <w:tcPr>
             <w:tcW w:type="dxa" w:w="2300"/>
+            <w:shd w:fill="F2F7FC" w:color="auto" w:val="clear"/>
             <w:tcMar>
               <w:top w:type="dxa" w:w="50"/>
               <w:left w:type="dxa" w:w="90"/>
@@ -1701,6 +1863,7 @@
         <w:tc>
           <w:tcPr>
             <w:tcW w:type="dxa" w:w="4400"/>
+            <w:shd w:fill="F2F7FC" w:color="auto" w:val="clear"/>
             <w:tcMar>
               <w:top w:type="dxa" w:w="50"/>
               <w:left w:type="dxa" w:w="90"/>
@@ -1743,6 +1906,7 @@
         <w:tc>
           <w:tcPr>
             <w:tcW w:type="dxa" w:w="2406"/>
+            <w:shd w:fill="F2F7FC" w:color="auto" w:val="clear"/>
             <w:tcMar>
               <w:top w:type="dxa" w:w="50"/>
               <w:left w:type="dxa" w:w="90"/>
@@ -1780,7 +1944,7 @@
           <w:sz w:val="17"/>
           <w:szCs w:val="17"/>
         </w:rPr>
-        <w:t xml:space="preserve">※30分版：アイスブレイクを省き、Part3を5分に短縮。Part4は配布資料での紹介にとどめます。</w:t>
+        <w:t xml:space="preserve">※30分版：アイスブレイクを省き、Part1とPart2を中心に構成。Part3・Part4は配布資料での紹介にとどめます。</w:t>
       </w:r>
     </w:p>
     <w:p>
@@ -1799,7 +1963,877 @@
           <w:sz w:val="24"/>
           <w:szCs w:val="24"/>
         </w:rPr>
-        <w:t xml:space="preserve">Part4で配る「声かけ例文」（案）</w:t>
+        <w:t xml:space="preserve">Part2の配布資料「保険の気づきサイン」（案）</w:t>
+      </w:r>
+    </w:p>
+    <w:p>
+      <w:pPr>
+        <w:spacing w:after="60" w:before="0" w:line="276"/>
+      </w:pPr>
+      <w:r>
+        <w:rPr>
+          <w:rFonts w:ascii="Yu Gothic" w:cs="Yu Gothic" w:eastAsia="Yu Gothic" w:hAnsi="Yu Gothic"/>
+          <w:sz w:val="18"/>
+          <w:szCs w:val="18"/>
+        </w:rPr>
+        <w:t xml:space="preserve">ケアマネジャーが日々のモニタリングで出会う場面を入り口に、「確認したい保険」を対応させた一覧です。</w:t>
+      </w:r>
+    </w:p>
+    <w:tbl>
+      <w:tblPr>
+        <w:tblW w:type="dxa" w:w="10206"/>
+        <w:tblBorders>
+          <w:top w:val="single" w:color="BFBFBF" w:sz="4"/>
+          <w:left w:val="single" w:color="BFBFBF" w:sz="4"/>
+          <w:bottom w:val="single" w:color="BFBFBF" w:sz="4"/>
+          <w:right w:val="single" w:color="BFBFBF" w:sz="4"/>
+          <w:insideH w:val="single" w:color="BFBFBF" w:sz="4"/>
+          <w:insideV w:val="single" w:color="BFBFBF" w:sz="4"/>
+        </w:tblBorders>
+      </w:tblPr>
+      <w:tblGrid>
+        <w:gridCol w:w="2500"/>
+        <w:gridCol w:w="2900"/>
+        <w:gridCol w:w="4806"/>
+      </w:tblGrid>
+      <w:tr>
+        <w:trPr>
+          <w:cantSplit/>
+          <w:tblHeader/>
+        </w:trPr>
+        <w:tc>
+          <w:tcPr>
+            <w:tcW w:type="dxa" w:w="2500"/>
+            <w:shd w:fill="1F4E79" w:color="auto" w:val="clear"/>
+            <w:tcMar>
+              <w:top w:type="dxa" w:w="50"/>
+              <w:left w:type="dxa" w:w="90"/>
+              <w:bottom w:type="dxa" w:w="50"/>
+              <w:right w:type="dxa" w:w="90"/>
+            </w:tcMar>
+            <w:vAlign w:val="center"/>
+          </w:tcPr>
+          <w:p>
+            <w:pPr>
+              <w:spacing w:after="20" w:before="0" w:line="252"/>
+            </w:pPr>
+            <w:r>
+              <w:rPr>
+                <w:rFonts w:ascii="Yu Gothic" w:cs="Yu Gothic" w:eastAsia="Yu Gothic" w:hAnsi="Yu Gothic"/>
+                <w:b/>
+                <w:bCs/>
+                <w:color w:val="FFFFFF"/>
+                <w:sz w:val="17"/>
+                <w:szCs w:val="17"/>
+              </w:rPr>
+              <w:t xml:space="preserve">こんな場面に出会ったら</w:t>
+            </w:r>
+          </w:p>
+        </w:tc>
+        <w:tc>
+          <w:tcPr>
+            <w:tcW w:type="dxa" w:w="2900"/>
+            <w:shd w:fill="1F4E79" w:color="auto" w:val="clear"/>
+            <w:tcMar>
+              <w:top w:type="dxa" w:w="50"/>
+              <w:left w:type="dxa" w:w="90"/>
+              <w:bottom w:type="dxa" w:w="50"/>
+              <w:right w:type="dxa" w:w="90"/>
+            </w:tcMar>
+            <w:vAlign w:val="center"/>
+          </w:tcPr>
+          <w:p>
+            <w:pPr>
+              <w:spacing w:after="20" w:before="0" w:line="252"/>
+            </w:pPr>
+            <w:r>
+              <w:rPr>
+                <w:rFonts w:ascii="Yu Gothic" w:cs="Yu Gothic" w:eastAsia="Yu Gothic" w:hAnsi="Yu Gothic"/>
+                <w:b/>
+                <w:bCs/>
+                <w:color w:val="FFFFFF"/>
+                <w:sz w:val="17"/>
+                <w:szCs w:val="17"/>
+              </w:rPr>
+              <w:t xml:space="preserve">確認したい保険・特約</w:t>
+            </w:r>
+          </w:p>
+        </w:tc>
+        <w:tc>
+          <w:tcPr>
+            <w:tcW w:type="dxa" w:w="4806"/>
+            <w:shd w:fill="1F4E79" w:color="auto" w:val="clear"/>
+            <w:tcMar>
+              <w:top w:type="dxa" w:w="50"/>
+              <w:left w:type="dxa" w:w="90"/>
+              <w:bottom w:type="dxa" w:w="50"/>
+              <w:right w:type="dxa" w:w="90"/>
+            </w:tcMar>
+            <w:vAlign w:val="center"/>
+          </w:tcPr>
+          <w:p>
+            <w:pPr>
+              <w:spacing w:after="20" w:before="0" w:line="252"/>
+            </w:pPr>
+            <w:r>
+              <w:rPr>
+                <w:rFonts w:ascii="Yu Gothic" w:cs="Yu Gothic" w:eastAsia="Yu Gothic" w:hAnsi="Yu Gothic"/>
+                <w:b/>
+                <w:bCs/>
+                <w:color w:val="FFFFFF"/>
+                <w:sz w:val="17"/>
+                <w:szCs w:val="17"/>
+              </w:rPr>
+              <w:t xml:space="preserve">ポイント</w:t>
+            </w:r>
+          </w:p>
+        </w:tc>
+      </w:tr>
+      <w:tr>
+        <w:trPr>
+          <w:cantSplit/>
+          <w:tblHeader w:val="false"/>
+        </w:trPr>
+        <w:tc>
+          <w:tcPr>
+            <w:tcW w:type="dxa" w:w="2500"/>
+            <w:shd w:fill="DEEAF6" w:color="auto" w:val="clear"/>
+            <w:tcMar>
+              <w:top w:type="dxa" w:w="50"/>
+              <w:left w:type="dxa" w:w="90"/>
+              <w:bottom w:type="dxa" w:w="50"/>
+              <w:right w:type="dxa" w:w="90"/>
+            </w:tcMar>
+            <w:vAlign w:val="center"/>
+          </w:tcPr>
+          <w:p>
+            <w:pPr>
+              <w:spacing w:after="20" w:before="0" w:line="252"/>
+            </w:pPr>
+            <w:r>
+              <w:rPr>
+                <w:rFonts w:ascii="Yu Gothic" w:cs="Yu Gothic" w:eastAsia="Yu Gothic" w:hAnsi="Yu Gothic"/>
+                <w:b/>
+                <w:bCs/>
+                <w:sz w:val="17"/>
+                <w:szCs w:val="17"/>
+              </w:rPr>
+              <w:t xml:space="preserve">入院した・手術を受けた</w:t>
+            </w:r>
+          </w:p>
+        </w:tc>
+        <w:tc>
+          <w:tcPr>
+            <w:tcW w:type="dxa" w:w="2900"/>
+            <w:tcMar>
+              <w:top w:type="dxa" w:w="50"/>
+              <w:left w:type="dxa" w:w="90"/>
+              <w:bottom w:type="dxa" w:w="50"/>
+              <w:right w:type="dxa" w:w="90"/>
+            </w:tcMar>
+            <w:vAlign w:val="center"/>
+          </w:tcPr>
+          <w:p>
+            <w:pPr>
+              <w:spacing w:after="20" w:before="0" w:line="252"/>
+            </w:pPr>
+            <w:r>
+              <w:rPr>
+                <w:rFonts w:ascii="Yu Gothic" w:cs="Yu Gothic" w:eastAsia="Yu Gothic" w:hAnsi="Yu Gothic"/>
+                <w:b w:val="false"/>
+                <w:bCs w:val="false"/>
+                <w:sz w:val="17"/>
+                <w:szCs w:val="17"/>
+              </w:rPr>
+              <w:t xml:space="preserve">入院給付金・手術給付金</w:t>
+            </w:r>
+          </w:p>
+        </w:tc>
+        <w:tc>
+          <w:tcPr>
+            <w:tcW w:type="dxa" w:w="4806"/>
+            <w:tcMar>
+              <w:top w:type="dxa" w:w="50"/>
+              <w:left w:type="dxa" w:w="90"/>
+              <w:bottom w:type="dxa" w:w="50"/>
+              <w:right w:type="dxa" w:w="90"/>
+            </w:tcMar>
+            <w:vAlign w:val="center"/>
+          </w:tcPr>
+          <w:p>
+            <w:pPr>
+              <w:spacing w:after="20" w:before="0" w:line="252"/>
+            </w:pPr>
+            <w:r>
+              <w:rPr>
+                <w:rFonts w:ascii="Yu Gothic" w:cs="Yu Gothic" w:eastAsia="Yu Gothic" w:hAnsi="Yu Gothic"/>
+                <w:b w:val="false"/>
+                <w:bCs w:val="false"/>
+                <w:sz w:val="17"/>
+                <w:szCs w:val="17"/>
+              </w:rPr>
+              <w:t xml:space="preserve">退院後のバタバタで請求を忘れやすい。請求できる期間は原則3年（約款により異なる）。過去分もさかのぼって確認</w:t>
+            </w:r>
+          </w:p>
+        </w:tc>
+      </w:tr>
+      <w:tr>
+        <w:trPr>
+          <w:cantSplit/>
+          <w:tblHeader w:val="false"/>
+        </w:trPr>
+        <w:tc>
+          <w:tcPr>
+            <w:tcW w:type="dxa" w:w="2500"/>
+            <w:shd w:fill="DEEAF6" w:color="auto" w:val="clear"/>
+            <w:tcMar>
+              <w:top w:type="dxa" w:w="50"/>
+              <w:left w:type="dxa" w:w="90"/>
+              <w:bottom w:type="dxa" w:w="50"/>
+              <w:right w:type="dxa" w:w="90"/>
+            </w:tcMar>
+            <w:vAlign w:val="center"/>
+          </w:tcPr>
+          <w:p>
+            <w:pPr>
+              <w:spacing w:after="20" w:before="0" w:line="252"/>
+            </w:pPr>
+            <w:r>
+              <w:rPr>
+                <w:rFonts w:ascii="Yu Gothic" w:cs="Yu Gothic" w:eastAsia="Yu Gothic" w:hAnsi="Yu Gothic"/>
+                <w:b/>
+                <w:bCs/>
+                <w:sz w:val="17"/>
+                <w:szCs w:val="17"/>
+              </w:rPr>
+              <w:t xml:space="preserve">要介護認定を受けた・区分が上がった</w:t>
+            </w:r>
+          </w:p>
+        </w:tc>
+        <w:tc>
+          <w:tcPr>
+            <w:tcW w:type="dxa" w:w="2900"/>
+            <w:shd w:fill="F2F7FC" w:color="auto" w:val="clear"/>
+            <w:tcMar>
+              <w:top w:type="dxa" w:w="50"/>
+              <w:left w:type="dxa" w:w="90"/>
+              <w:bottom w:type="dxa" w:w="50"/>
+              <w:right w:type="dxa" w:w="90"/>
+            </w:tcMar>
+            <w:vAlign w:val="center"/>
+          </w:tcPr>
+          <w:p>
+            <w:pPr>
+              <w:spacing w:after="20" w:before="0" w:line="252"/>
+            </w:pPr>
+            <w:r>
+              <w:rPr>
+                <w:rFonts w:ascii="Yu Gothic" w:cs="Yu Gothic" w:eastAsia="Yu Gothic" w:hAnsi="Yu Gothic"/>
+                <w:b w:val="false"/>
+                <w:bCs w:val="false"/>
+                <w:sz w:val="17"/>
+                <w:szCs w:val="17"/>
+              </w:rPr>
+              <w:t xml:space="preserve">介護保険金・介護特約、保険料の払込免除</w:t>
+            </w:r>
+          </w:p>
+        </w:tc>
+        <w:tc>
+          <w:tcPr>
+            <w:tcW w:type="dxa" w:w="4806"/>
+            <w:shd w:fill="F2F7FC" w:color="auto" w:val="clear"/>
+            <w:tcMar>
+              <w:top w:type="dxa" w:w="50"/>
+              <w:left w:type="dxa" w:w="90"/>
+              <w:bottom w:type="dxa" w:w="50"/>
+              <w:right w:type="dxa" w:w="90"/>
+            </w:tcMar>
+            <w:vAlign w:val="center"/>
+          </w:tcPr>
+          <w:p>
+            <w:pPr>
+              <w:spacing w:after="20" w:before="0" w:line="252"/>
+            </w:pPr>
+            <w:r>
+              <w:rPr>
+                <w:rFonts w:ascii="Yu Gothic" w:cs="Yu Gothic" w:eastAsia="Yu Gothic" w:hAnsi="Yu Gothic"/>
+                <w:b w:val="false"/>
+                <w:bCs w:val="false"/>
+                <w:sz w:val="17"/>
+                <w:szCs w:val="17"/>
+              </w:rPr>
+              <w:t xml:space="preserve">公的介護保険の要介護度に連動して支払われる商品がある。認定通知書のコピーが請求に使えることも</w:t>
+            </w:r>
+          </w:p>
+        </w:tc>
+      </w:tr>
+      <w:tr>
+        <w:trPr>
+          <w:cantSplit/>
+          <w:tblHeader w:val="false"/>
+        </w:trPr>
+        <w:tc>
+          <w:tcPr>
+            <w:tcW w:type="dxa" w:w="2500"/>
+            <w:shd w:fill="DEEAF6" w:color="auto" w:val="clear"/>
+            <w:tcMar>
+              <w:top w:type="dxa" w:w="50"/>
+              <w:left w:type="dxa" w:w="90"/>
+              <w:bottom w:type="dxa" w:w="50"/>
+              <w:right w:type="dxa" w:w="90"/>
+            </w:tcMar>
+            <w:vAlign w:val="center"/>
+          </w:tcPr>
+          <w:p>
+            <w:pPr>
+              <w:spacing w:after="20" w:before="0" w:line="252"/>
+            </w:pPr>
+            <w:r>
+              <w:rPr>
+                <w:rFonts w:ascii="Yu Gothic" w:cs="Yu Gothic" w:eastAsia="Yu Gothic" w:hAnsi="Yu Gothic"/>
+                <w:b/>
+                <w:bCs/>
+                <w:sz w:val="17"/>
+                <w:szCs w:val="17"/>
+              </w:rPr>
+              <w:t xml:space="preserve">がん・脳卒中・心疾患と診断された</w:t>
+            </w:r>
+          </w:p>
+        </w:tc>
+        <w:tc>
+          <w:tcPr>
+            <w:tcW w:type="dxa" w:w="2900"/>
+            <w:tcMar>
+              <w:top w:type="dxa" w:w="50"/>
+              <w:left w:type="dxa" w:w="90"/>
+              <w:bottom w:type="dxa" w:w="50"/>
+              <w:right w:type="dxa" w:w="90"/>
+            </w:tcMar>
+            <w:vAlign w:val="center"/>
+          </w:tcPr>
+          <w:p>
+            <w:pPr>
+              <w:spacing w:after="20" w:before="0" w:line="252"/>
+            </w:pPr>
+            <w:r>
+              <w:rPr>
+                <w:rFonts w:ascii="Yu Gothic" w:cs="Yu Gothic" w:eastAsia="Yu Gothic" w:hAnsi="Yu Gothic"/>
+                <w:b w:val="false"/>
+                <w:bCs w:val="false"/>
+                <w:sz w:val="17"/>
+                <w:szCs w:val="17"/>
+              </w:rPr>
+              <w:t xml:space="preserve">三大疾病（特定疾病）保険金、がん診断給付金、払込免除</w:t>
+            </w:r>
+          </w:p>
+        </w:tc>
+        <w:tc>
+          <w:tcPr>
+            <w:tcW w:type="dxa" w:w="4806"/>
+            <w:tcMar>
+              <w:top w:type="dxa" w:w="50"/>
+              <w:left w:type="dxa" w:w="90"/>
+              <w:bottom w:type="dxa" w:w="50"/>
+              <w:right w:type="dxa" w:w="90"/>
+            </w:tcMar>
+            <w:vAlign w:val="center"/>
+          </w:tcPr>
+          <w:p>
+            <w:pPr>
+              <w:spacing w:after="20" w:before="0" w:line="252"/>
+            </w:pPr>
+            <w:r>
+              <w:rPr>
+                <w:rFonts w:ascii="Yu Gothic" w:cs="Yu Gothic" w:eastAsia="Yu Gothic" w:hAnsi="Yu Gothic"/>
+                <w:b w:val="false"/>
+                <w:bCs w:val="false"/>
+                <w:sz w:val="17"/>
+                <w:szCs w:val="17"/>
+              </w:rPr>
+              <w:t xml:space="preserve">診断の時点で支払われるタイプがある。入院していなくても対象になる場合あり</w:t>
+            </w:r>
+          </w:p>
+        </w:tc>
+      </w:tr>
+      <w:tr>
+        <w:trPr>
+          <w:cantSplit/>
+          <w:tblHeader w:val="false"/>
+        </w:trPr>
+        <w:tc>
+          <w:tcPr>
+            <w:tcW w:type="dxa" w:w="2500"/>
+            <w:shd w:fill="DEEAF6" w:color="auto" w:val="clear"/>
+            <w:tcMar>
+              <w:top w:type="dxa" w:w="50"/>
+              <w:left w:type="dxa" w:w="90"/>
+              <w:bottom w:type="dxa" w:w="50"/>
+              <w:right w:type="dxa" w:w="90"/>
+            </w:tcMar>
+            <w:vAlign w:val="center"/>
+          </w:tcPr>
+          <w:p>
+            <w:pPr>
+              <w:spacing w:after="20" w:before="0" w:line="252"/>
+            </w:pPr>
+            <w:r>
+              <w:rPr>
+                <w:rFonts w:ascii="Yu Gothic" w:cs="Yu Gothic" w:eastAsia="Yu Gothic" w:hAnsi="Yu Gothic"/>
+                <w:b/>
+                <w:bCs/>
+                <w:sz w:val="17"/>
+                <w:szCs w:val="17"/>
+              </w:rPr>
+              <w:t xml:space="preserve">余命の告知を受けた</w:t>
+            </w:r>
+          </w:p>
+        </w:tc>
+        <w:tc>
+          <w:tcPr>
+            <w:tcW w:type="dxa" w:w="2900"/>
+            <w:shd w:fill="F2F7FC" w:color="auto" w:val="clear"/>
+            <w:tcMar>
+              <w:top w:type="dxa" w:w="50"/>
+              <w:left w:type="dxa" w:w="90"/>
+              <w:bottom w:type="dxa" w:w="50"/>
+              <w:right w:type="dxa" w:w="90"/>
+            </w:tcMar>
+            <w:vAlign w:val="center"/>
+          </w:tcPr>
+          <w:p>
+            <w:pPr>
+              <w:spacing w:after="20" w:before="0" w:line="252"/>
+            </w:pPr>
+            <w:r>
+              <w:rPr>
+                <w:rFonts w:ascii="Yu Gothic" w:cs="Yu Gothic" w:eastAsia="Yu Gothic" w:hAnsi="Yu Gothic"/>
+                <w:b w:val="false"/>
+                <w:bCs w:val="false"/>
+                <w:sz w:val="17"/>
+                <w:szCs w:val="17"/>
+              </w:rPr>
+              <w:t xml:space="preserve">リビングニーズ特約</w:t>
+            </w:r>
+          </w:p>
+        </w:tc>
+        <w:tc>
+          <w:tcPr>
+            <w:tcW w:type="dxa" w:w="4806"/>
+            <w:shd w:fill="F2F7FC" w:color="auto" w:val="clear"/>
+            <w:tcMar>
+              <w:top w:type="dxa" w:w="50"/>
+              <w:left w:type="dxa" w:w="90"/>
+              <w:bottom w:type="dxa" w:w="50"/>
+              <w:right w:type="dxa" w:w="90"/>
+            </w:tcMar>
+            <w:vAlign w:val="center"/>
+          </w:tcPr>
+          <w:p>
+            <w:pPr>
+              <w:spacing w:after="20" w:before="0" w:line="252"/>
+            </w:pPr>
+            <w:r>
+              <w:rPr>
+                <w:rFonts w:ascii="Yu Gothic" w:cs="Yu Gothic" w:eastAsia="Yu Gothic" w:hAnsi="Yu Gothic"/>
+                <w:b w:val="false"/>
+                <w:bCs w:val="false"/>
+                <w:sz w:val="17"/>
+                <w:szCs w:val="17"/>
+              </w:rPr>
+              <w:t xml:space="preserve">一般に余命6か月以内と診断されると、死亡保険金の一部（多くは上限3,000万円）を生前に受け取れる。特約保険料は不要なことが多く、受け取ったお金は非課税</w:t>
+            </w:r>
+          </w:p>
+        </w:tc>
+      </w:tr>
+      <w:tr>
+        <w:trPr>
+          <w:cantSplit/>
+          <w:tblHeader w:val="false"/>
+        </w:trPr>
+        <w:tc>
+          <w:tcPr>
+            <w:tcW w:type="dxa" w:w="2500"/>
+            <w:shd w:fill="DEEAF6" w:color="auto" w:val="clear"/>
+            <w:tcMar>
+              <w:top w:type="dxa" w:w="50"/>
+              <w:left w:type="dxa" w:w="90"/>
+              <w:bottom w:type="dxa" w:w="50"/>
+              <w:right w:type="dxa" w:w="90"/>
+            </w:tcMar>
+            <w:vAlign w:val="center"/>
+          </w:tcPr>
+          <w:p>
+            <w:pPr>
+              <w:spacing w:after="20" w:before="0" w:line="252"/>
+            </w:pPr>
+            <w:r>
+              <w:rPr>
+                <w:rFonts w:ascii="Yu Gothic" w:cs="Yu Gothic" w:eastAsia="Yu Gothic" w:hAnsi="Yu Gothic"/>
+                <w:b/>
+                <w:bCs/>
+                <w:sz w:val="17"/>
+                <w:szCs w:val="17"/>
+              </w:rPr>
+              <w:t xml:space="preserve">寝たきり・高度な障害の状態になった</w:t>
+            </w:r>
+          </w:p>
+        </w:tc>
+        <w:tc>
+          <w:tcPr>
+            <w:tcW w:type="dxa" w:w="2900"/>
+            <w:tcMar>
+              <w:top w:type="dxa" w:w="50"/>
+              <w:left w:type="dxa" w:w="90"/>
+              <w:bottom w:type="dxa" w:w="50"/>
+              <w:right w:type="dxa" w:w="90"/>
+            </w:tcMar>
+            <w:vAlign w:val="center"/>
+          </w:tcPr>
+          <w:p>
+            <w:pPr>
+              <w:spacing w:after="20" w:before="0" w:line="252"/>
+            </w:pPr>
+            <w:r>
+              <w:rPr>
+                <w:rFonts w:ascii="Yu Gothic" w:cs="Yu Gothic" w:eastAsia="Yu Gothic" w:hAnsi="Yu Gothic"/>
+                <w:b w:val="false"/>
+                <w:bCs w:val="false"/>
+                <w:sz w:val="17"/>
+                <w:szCs w:val="17"/>
+              </w:rPr>
+              <w:t xml:space="preserve">高度障害保険金</w:t>
+            </w:r>
+          </w:p>
+        </w:tc>
+        <w:tc>
+          <w:tcPr>
+            <w:tcW w:type="dxa" w:w="4806"/>
+            <w:tcMar>
+              <w:top w:type="dxa" w:w="50"/>
+              <w:left w:type="dxa" w:w="90"/>
+              <w:bottom w:type="dxa" w:w="50"/>
+              <w:right w:type="dxa" w:w="90"/>
+            </w:tcMar>
+            <w:vAlign w:val="center"/>
+          </w:tcPr>
+          <w:p>
+            <w:pPr>
+              <w:spacing w:after="20" w:before="0" w:line="252"/>
+            </w:pPr>
+            <w:r>
+              <w:rPr>
+                <w:rFonts w:ascii="Yu Gothic" w:cs="Yu Gothic" w:eastAsia="Yu Gothic" w:hAnsi="Yu Gothic"/>
+                <w:b w:val="false"/>
+                <w:bCs w:val="false"/>
+                <w:sz w:val="17"/>
+                <w:szCs w:val="17"/>
+              </w:rPr>
+              <w:t xml:space="preserve">死亡保険金と同じ額が支払われる場合がある。条件は約款で確認</w:t>
+            </w:r>
+          </w:p>
+        </w:tc>
+      </w:tr>
+      <w:tr>
+        <w:trPr>
+          <w:cantSplit/>
+          <w:tblHeader w:val="false"/>
+        </w:trPr>
+        <w:tc>
+          <w:tcPr>
+            <w:tcW w:type="dxa" w:w="2500"/>
+            <w:shd w:fill="DEEAF6" w:color="auto" w:val="clear"/>
+            <w:tcMar>
+              <w:top w:type="dxa" w:w="50"/>
+              <w:left w:type="dxa" w:w="90"/>
+              <w:bottom w:type="dxa" w:w="50"/>
+              <w:right w:type="dxa" w:w="90"/>
+            </w:tcMar>
+            <w:vAlign w:val="center"/>
+          </w:tcPr>
+          <w:p>
+            <w:pPr>
+              <w:spacing w:after="20" w:before="0" w:line="252"/>
+            </w:pPr>
+            <w:r>
+              <w:rPr>
+                <w:rFonts w:ascii="Yu Gothic" w:cs="Yu Gothic" w:eastAsia="Yu Gothic" w:hAnsi="Yu Gothic"/>
+                <w:b/>
+                <w:bCs/>
+                <w:sz w:val="17"/>
+                <w:szCs w:val="17"/>
+              </w:rPr>
+              <w:t xml:space="preserve">本人が意思を伝えにくい（認知症・意識障害など）</w:t>
+            </w:r>
+          </w:p>
+        </w:tc>
+        <w:tc>
+          <w:tcPr>
+            <w:tcW w:type="dxa" w:w="2900"/>
+            <w:shd w:fill="F2F7FC" w:color="auto" w:val="clear"/>
+            <w:tcMar>
+              <w:top w:type="dxa" w:w="50"/>
+              <w:left w:type="dxa" w:w="90"/>
+              <w:bottom w:type="dxa" w:w="50"/>
+              <w:right w:type="dxa" w:w="90"/>
+            </w:tcMar>
+            <w:vAlign w:val="center"/>
+          </w:tcPr>
+          <w:p>
+            <w:pPr>
+              <w:spacing w:after="20" w:before="0" w:line="252"/>
+            </w:pPr>
+            <w:r>
+              <w:rPr>
+                <w:rFonts w:ascii="Yu Gothic" w:cs="Yu Gothic" w:eastAsia="Yu Gothic" w:hAnsi="Yu Gothic"/>
+                <w:b w:val="false"/>
+                <w:bCs w:val="false"/>
+                <w:sz w:val="17"/>
+                <w:szCs w:val="17"/>
+              </w:rPr>
+              <w:t xml:space="preserve">指定代理請求特約、生命保険契約照会制度</w:t>
+            </w:r>
+          </w:p>
+        </w:tc>
+        <w:tc>
+          <w:tcPr>
+            <w:tcW w:type="dxa" w:w="4806"/>
+            <w:shd w:fill="F2F7FC" w:color="auto" w:val="clear"/>
+            <w:tcMar>
+              <w:top w:type="dxa" w:w="50"/>
+              <w:left w:type="dxa" w:w="90"/>
+              <w:bottom w:type="dxa" w:w="50"/>
+              <w:right w:type="dxa" w:w="90"/>
+            </w:tcMar>
+            <w:vAlign w:val="center"/>
+          </w:tcPr>
+          <w:p>
+            <w:pPr>
+              <w:spacing w:after="20" w:before="0" w:line="252"/>
+            </w:pPr>
+            <w:r>
+              <w:rPr>
+                <w:rFonts w:ascii="Yu Gothic" w:cs="Yu Gothic" w:eastAsia="Yu Gothic" w:hAnsi="Yu Gothic"/>
+                <w:b w:val="false"/>
+                <w:bCs w:val="false"/>
+                <w:sz w:val="17"/>
+                <w:szCs w:val="17"/>
+              </w:rPr>
+              <w:t xml:space="preserve">指定代理人（家族）が請求できる場合あり。加入先がわからなければ、生命保険協会の照会制度で調べられる</w:t>
+            </w:r>
+          </w:p>
+        </w:tc>
+      </w:tr>
+      <w:tr>
+        <w:trPr>
+          <w:cantSplit/>
+          <w:tblHeader w:val="false"/>
+        </w:trPr>
+        <w:tc>
+          <w:tcPr>
+            <w:tcW w:type="dxa" w:w="2500"/>
+            <w:shd w:fill="DEEAF6" w:color="auto" w:val="clear"/>
+            <w:tcMar>
+              <w:top w:type="dxa" w:w="50"/>
+              <w:left w:type="dxa" w:w="90"/>
+              <w:bottom w:type="dxa" w:w="50"/>
+              <w:right w:type="dxa" w:w="90"/>
+            </w:tcMar>
+            <w:vAlign w:val="center"/>
+          </w:tcPr>
+          <w:p>
+            <w:pPr>
+              <w:spacing w:after="20" w:before="0" w:line="252"/>
+            </w:pPr>
+            <w:r>
+              <w:rPr>
+                <w:rFonts w:ascii="Yu Gothic" w:cs="Yu Gothic" w:eastAsia="Yu Gothic" w:hAnsi="Yu Gothic"/>
+                <w:b/>
+                <w:bCs/>
+                <w:sz w:val="17"/>
+                <w:szCs w:val="17"/>
+              </w:rPr>
+              <w:t xml:space="preserve">介護費用が足りない</w:t>
+            </w:r>
+          </w:p>
+        </w:tc>
+        <w:tc>
+          <w:tcPr>
+            <w:tcW w:type="dxa" w:w="2900"/>
+            <w:tcMar>
+              <w:top w:type="dxa" w:w="50"/>
+              <w:left w:type="dxa" w:w="90"/>
+              <w:bottom w:type="dxa" w:w="50"/>
+              <w:right w:type="dxa" w:w="90"/>
+            </w:tcMar>
+            <w:vAlign w:val="center"/>
+          </w:tcPr>
+          <w:p>
+            <w:pPr>
+              <w:spacing w:after="20" w:before="0" w:line="252"/>
+            </w:pPr>
+            <w:r>
+              <w:rPr>
+                <w:rFonts w:ascii="Yu Gothic" w:cs="Yu Gothic" w:eastAsia="Yu Gothic" w:hAnsi="Yu Gothic"/>
+                <w:b w:val="false"/>
+                <w:bCs w:val="false"/>
+                <w:sz w:val="17"/>
+                <w:szCs w:val="17"/>
+              </w:rPr>
+              <w:t xml:space="preserve">解約返戻金、契約者貸付</w:t>
+            </w:r>
+          </w:p>
+        </w:tc>
+        <w:tc>
+          <w:tcPr>
+            <w:tcW w:type="dxa" w:w="4806"/>
+            <w:tcMar>
+              <w:top w:type="dxa" w:w="50"/>
+              <w:left w:type="dxa" w:w="90"/>
+              <w:bottom w:type="dxa" w:w="50"/>
+              <w:right w:type="dxa" w:w="90"/>
+            </w:tcMar>
+            <w:vAlign w:val="center"/>
+          </w:tcPr>
+          <w:p>
+            <w:pPr>
+              <w:spacing w:after="20" w:before="0" w:line="252"/>
+            </w:pPr>
+            <w:r>
+              <w:rPr>
+                <w:rFonts w:ascii="Yu Gothic" w:cs="Yu Gothic" w:eastAsia="Yu Gothic" w:hAnsi="Yu Gothic"/>
+                <w:b w:val="false"/>
+                <w:bCs w:val="false"/>
+                <w:sz w:val="17"/>
+                <w:szCs w:val="17"/>
+              </w:rPr>
+              <w:t xml:space="preserve">解約の前に、保障をなくしてよいか必ず確認。安易な解約は勧めない</w:t>
+            </w:r>
+          </w:p>
+        </w:tc>
+      </w:tr>
+    </w:tbl>
+    <w:p>
+      <w:pPr>
+        <w:spacing w:after="60" w:before="40" w:line="276"/>
+      </w:pPr>
+      <w:r>
+        <w:rPr>
+          <w:rFonts w:ascii="Yu Gothic" w:cs="Yu Gothic" w:eastAsia="Yu Gothic" w:hAnsi="Yu Gothic"/>
+          <w:color w:val="595959"/>
+          <w:sz w:val="16"/>
+          <w:szCs w:val="16"/>
+        </w:rPr>
+        <w:t xml:space="preserve">※支払条件・金額は契約・保険会社ごとに異なります。最終的な判断は保険証券・約款と保険会社への確認によります。</w:t>
+      </w:r>
+    </w:p>
+    <w:p>
+      <w:pPr>
+        <w:pBdr>
+          <w:bottom w:val="single" w:color="1F4E79" w:sz="8" w:space="2"/>
+        </w:pBdr>
+        <w:spacing w:after="80" w:before="160"/>
+      </w:pPr>
+      <w:r>
+        <w:rPr>
+          <w:rFonts w:ascii="Yu Gothic" w:cs="Yu Gothic" w:eastAsia="Yu Gothic" w:hAnsi="Yu Gothic"/>
+          <w:b/>
+          <w:bCs/>
+          <w:color w:val="1F4E79"/>
+          <w:sz w:val="24"/>
+          <w:szCs w:val="24"/>
+        </w:rPr>
+        <w:t xml:space="preserve">Part2で伝えたい「リビングニーズ特約」の扱い方</w:t>
+      </w:r>
+    </w:p>
+    <w:p>
+      <w:pPr>
+        <w:pStyle w:val="ListParagraph"/>
+        <w:numPr>
+          <w:ilvl w:val="0"/>
+          <w:numId w:val="3"/>
+        </w:numPr>
+        <w:spacing w:after="60" w:before="0" w:line="276"/>
+      </w:pPr>
+      <w:r>
+        <w:rPr>
+          <w:rFonts w:ascii="Yu Gothic" w:cs="Yu Gothic" w:eastAsia="Yu Gothic" w:hAnsi="Yu Gothic"/>
+          <w:sz w:val="20"/>
+          <w:szCs w:val="20"/>
+        </w:rPr>
+        <w:t xml:space="preserve">余命の告知がご本人にされているか、医療職・ご家族と必ず確認する。告知されていない場合は、指定代理請求人による請求を検討する</w:t>
+      </w:r>
+    </w:p>
+    <w:p>
+      <w:pPr>
+        <w:pStyle w:val="ListParagraph"/>
+        <w:numPr>
+          <w:ilvl w:val="0"/>
+          <w:numId w:val="3"/>
+        </w:numPr>
+        <w:spacing w:after="60" w:before="0" w:line="276"/>
+      </w:pPr>
+      <w:r>
+        <w:rPr>
+          <w:rFonts w:ascii="Yu Gothic" w:cs="Yu Gothic" w:eastAsia="Yu Gothic" w:hAnsi="Yu Gothic"/>
+          <w:sz w:val="20"/>
+          <w:szCs w:val="20"/>
+        </w:rPr>
+        <w:t xml:space="preserve">受け取ったお金は、自宅で過ごすための療養費・介護サービス・会いたい人に会う旅費などに使える。「最期をどう過ごしたいか」（ACP）の話し合いと一緒に考える</w:t>
+      </w:r>
+    </w:p>
+    <w:p>
+      <w:pPr>
+        <w:pStyle w:val="ListParagraph"/>
+        <w:numPr>
+          <w:ilvl w:val="0"/>
+          <w:numId w:val="3"/>
+        </w:numPr>
+        <w:spacing w:after="60" w:before="0" w:line="276"/>
+      </w:pPr>
+      <w:r>
+        <w:rPr>
+          <w:rFonts w:ascii="Yu Gothic" w:cs="Yu Gothic" w:eastAsia="Yu Gothic" w:hAnsi="Yu Gothic"/>
+          <w:sz w:val="20"/>
+          <w:szCs w:val="20"/>
+        </w:rPr>
+        <w:t xml:space="preserve">受け取った分、死亡保険金は減る。ご家族が受け取る予定のお金が減ることも含めて説明する</w:t>
+      </w:r>
+    </w:p>
+    <w:p>
+      <w:pPr>
+        <w:pStyle w:val="ListParagraph"/>
+        <w:numPr>
+          <w:ilvl w:val="0"/>
+          <w:numId w:val="3"/>
+        </w:numPr>
+        <w:spacing w:after="60" w:before="0" w:line="276"/>
+      </w:pPr>
+      <w:r>
+        <w:rPr>
+          <w:rFonts w:ascii="Yu Gothic" w:cs="Yu Gothic" w:eastAsia="Yu Gothic" w:hAnsi="Yu Gothic"/>
+          <w:sz w:val="20"/>
+          <w:szCs w:val="20"/>
+        </w:rPr>
+        <w:t xml:space="preserve">話題が繊細なため、ケアマネジャーは「使える特約があるかもしれない」と気づくところまで。説明と手続きのサポートはFPが担う</w:t>
+      </w:r>
+    </w:p>
+    <w:p>
+      <w:pPr>
+        <w:pBdr>
+          <w:bottom w:val="single" w:color="1F4E79" w:sz="8" w:space="2"/>
+        </w:pBdr>
+        <w:spacing w:after="80" w:before="160"/>
+      </w:pPr>
+      <w:r>
+        <w:rPr>
+          <w:rFonts w:ascii="Yu Gothic" w:cs="Yu Gothic" w:eastAsia="Yu Gothic" w:hAnsi="Yu Gothic"/>
+          <w:b/>
+          <w:bCs/>
+          <w:color w:val="1F4E79"/>
+          <w:sz w:val="24"/>
+          <w:szCs w:val="24"/>
+        </w:rPr>
+        <w:t xml:space="preserve">Part5で配る「声かけ例文」（案）</w:t>
       </w:r>
     </w:p>
     <w:tbl>
@@ -1911,7 +2945,7 @@
                 <w:sz w:val="17"/>
                 <w:szCs w:val="17"/>
               </w:rPr>
-              <w:t xml:space="preserve">費用を理由にサービスを控えたい</w:t>
+              <w:t xml:space="preserve">入院・手術から戻られた</w:t>
             </w:r>
           </w:p>
         </w:tc>
@@ -1938,7 +2972,7 @@
                 <w:sz w:val="17"/>
                 <w:szCs w:val="17"/>
               </w:rPr>
-              <w:t xml:space="preserve">「使える制度があるかもしれません。お金の専門家に一度整理してもらいませんか？」</w:t>
+              <w:t xml:space="preserve">「入院中の保険の請求はお済みですか？　よければ契約を一緒に確認できる人がいますよ」</w:t>
             </w:r>
           </w:p>
         </w:tc>
@@ -1972,7 +3006,7 @@
                 <w:sz w:val="17"/>
                 <w:szCs w:val="17"/>
               </w:rPr>
-              <w:t xml:space="preserve">施設入所を検討し始めた</w:t>
+              <w:t xml:space="preserve">保険の加入状況がわからない</w:t>
             </w:r>
           </w:p>
         </w:tc>
@@ -2000,7 +3034,7 @@
                 <w:sz w:val="17"/>
                 <w:szCs w:val="17"/>
               </w:rPr>
-              <w:t xml:space="preserve">「入所後の費用が続くかどうか、具体的に計算してくれる人を紹介できますよ」</w:t>
+              <w:t xml:space="preserve">「どんな保険に入っているか、一度一覧にしておくと、いざという時にご家族が困りません」</w:t>
             </w:r>
           </w:p>
         </w:tc>
@@ -2034,7 +3068,7 @@
                 <w:sz w:val="17"/>
                 <w:szCs w:val="17"/>
               </w:rPr>
-              <w:t xml:space="preserve">通帳管理・物忘れが心配</w:t>
+              <w:t xml:space="preserve">余命の告知を受けたご家族</w:t>
             </w:r>
           </w:p>
         </w:tc>
@@ -2061,7 +3095,7 @@
                 <w:sz w:val="17"/>
                 <w:szCs w:val="17"/>
               </w:rPr>
-              <w:t xml:space="preserve">「元気なうちに準備できる方法がいくつかあります。話だけ聞いてみませんか？」</w:t>
+              <w:t xml:space="preserve">「保険によっては、今のうちに受け取れるお金がある場合があります。確認だけでもしてみませんか？」</w:t>
             </w:r>
           </w:p>
         </w:tc>
@@ -2095,7 +3129,7 @@
                 <w:sz w:val="17"/>
                 <w:szCs w:val="17"/>
               </w:rPr>
-              <w:t xml:space="preserve">介護する家族が疲れている</w:t>
+              <w:t xml:space="preserve">費用を理由にサービスを控えたい</w:t>
             </w:r>
           </w:p>
         </w:tc>
@@ -2103,6 +3137,190 @@
           <w:tcPr>
             <w:tcW w:type="dxa" w:w="6806"/>
             <w:shd w:fill="F2F7FC" w:color="auto" w:val="clear"/>
+            <w:tcMar>
+              <w:top w:type="dxa" w:w="50"/>
+              <w:left w:type="dxa" w:w="90"/>
+              <w:bottom w:type="dxa" w:w="50"/>
+              <w:right w:type="dxa" w:w="90"/>
+            </w:tcMar>
+            <w:vAlign w:val="center"/>
+          </w:tcPr>
+          <w:p>
+            <w:pPr>
+              <w:spacing w:after="20" w:before="0" w:line="252"/>
+            </w:pPr>
+            <w:r>
+              <w:rPr>
+                <w:rFonts w:ascii="Yu Gothic" w:cs="Yu Gothic" w:eastAsia="Yu Gothic" w:hAnsi="Yu Gothic"/>
+                <w:b w:val="false"/>
+                <w:bCs w:val="false"/>
+                <w:sz w:val="17"/>
+                <w:szCs w:val="17"/>
+              </w:rPr>
+              <w:t xml:space="preserve">「使える制度があるかもしれません。お金の専門家に一度整理してもらいませんか？」</w:t>
+            </w:r>
+          </w:p>
+        </w:tc>
+      </w:tr>
+      <w:tr>
+        <w:trPr>
+          <w:cantSplit/>
+          <w:tblHeader w:val="false"/>
+        </w:trPr>
+        <w:tc>
+          <w:tcPr>
+            <w:tcW w:type="dxa" w:w="3400"/>
+            <w:shd w:fill="DEEAF6" w:color="auto" w:val="clear"/>
+            <w:tcMar>
+              <w:top w:type="dxa" w:w="50"/>
+              <w:left w:type="dxa" w:w="90"/>
+              <w:bottom w:type="dxa" w:w="50"/>
+              <w:right w:type="dxa" w:w="90"/>
+            </w:tcMar>
+            <w:vAlign w:val="center"/>
+          </w:tcPr>
+          <w:p>
+            <w:pPr>
+              <w:spacing w:after="20" w:before="0" w:line="252"/>
+            </w:pPr>
+            <w:r>
+              <w:rPr>
+                <w:rFonts w:ascii="Yu Gothic" w:cs="Yu Gothic" w:eastAsia="Yu Gothic" w:hAnsi="Yu Gothic"/>
+                <w:b/>
+                <w:bCs/>
+                <w:sz w:val="17"/>
+                <w:szCs w:val="17"/>
+              </w:rPr>
+              <w:t xml:space="preserve">施設入所を検討し始めた</w:t>
+            </w:r>
+          </w:p>
+        </w:tc>
+        <w:tc>
+          <w:tcPr>
+            <w:tcW w:type="dxa" w:w="6806"/>
+            <w:tcMar>
+              <w:top w:type="dxa" w:w="50"/>
+              <w:left w:type="dxa" w:w="90"/>
+              <w:bottom w:type="dxa" w:w="50"/>
+              <w:right w:type="dxa" w:w="90"/>
+            </w:tcMar>
+            <w:vAlign w:val="center"/>
+          </w:tcPr>
+          <w:p>
+            <w:pPr>
+              <w:spacing w:after="20" w:before="0" w:line="252"/>
+            </w:pPr>
+            <w:r>
+              <w:rPr>
+                <w:rFonts w:ascii="Yu Gothic" w:cs="Yu Gothic" w:eastAsia="Yu Gothic" w:hAnsi="Yu Gothic"/>
+                <w:b w:val="false"/>
+                <w:bCs w:val="false"/>
+                <w:sz w:val="17"/>
+                <w:szCs w:val="17"/>
+              </w:rPr>
+              <w:t xml:space="preserve">「入所後の費用が続くかどうか、具体的に計算してくれる人を紹介できますよ」</w:t>
+            </w:r>
+          </w:p>
+        </w:tc>
+      </w:tr>
+      <w:tr>
+        <w:trPr>
+          <w:cantSplit/>
+          <w:tblHeader w:val="false"/>
+        </w:trPr>
+        <w:tc>
+          <w:tcPr>
+            <w:tcW w:type="dxa" w:w="3400"/>
+            <w:shd w:fill="DEEAF6" w:color="auto" w:val="clear"/>
+            <w:tcMar>
+              <w:top w:type="dxa" w:w="50"/>
+              <w:left w:type="dxa" w:w="90"/>
+              <w:bottom w:type="dxa" w:w="50"/>
+              <w:right w:type="dxa" w:w="90"/>
+            </w:tcMar>
+            <w:vAlign w:val="center"/>
+          </w:tcPr>
+          <w:p>
+            <w:pPr>
+              <w:spacing w:after="20" w:before="0" w:line="252"/>
+            </w:pPr>
+            <w:r>
+              <w:rPr>
+                <w:rFonts w:ascii="Yu Gothic" w:cs="Yu Gothic" w:eastAsia="Yu Gothic" w:hAnsi="Yu Gothic"/>
+                <w:b/>
+                <w:bCs/>
+                <w:sz w:val="17"/>
+                <w:szCs w:val="17"/>
+              </w:rPr>
+              <w:t xml:space="preserve">通帳管理・物忘れが心配</w:t>
+            </w:r>
+          </w:p>
+        </w:tc>
+        <w:tc>
+          <w:tcPr>
+            <w:tcW w:type="dxa" w:w="6806"/>
+            <w:shd w:fill="F2F7FC" w:color="auto" w:val="clear"/>
+            <w:tcMar>
+              <w:top w:type="dxa" w:w="50"/>
+              <w:left w:type="dxa" w:w="90"/>
+              <w:bottom w:type="dxa" w:w="50"/>
+              <w:right w:type="dxa" w:w="90"/>
+            </w:tcMar>
+            <w:vAlign w:val="center"/>
+          </w:tcPr>
+          <w:p>
+            <w:pPr>
+              <w:spacing w:after="20" w:before="0" w:line="252"/>
+            </w:pPr>
+            <w:r>
+              <w:rPr>
+                <w:rFonts w:ascii="Yu Gothic" w:cs="Yu Gothic" w:eastAsia="Yu Gothic" w:hAnsi="Yu Gothic"/>
+                <w:b w:val="false"/>
+                <w:bCs w:val="false"/>
+                <w:sz w:val="17"/>
+                <w:szCs w:val="17"/>
+              </w:rPr>
+              <w:t xml:space="preserve">「元気なうちに準備できる方法がいくつかあります。話だけ聞いてみませんか？」</w:t>
+            </w:r>
+          </w:p>
+        </w:tc>
+      </w:tr>
+      <w:tr>
+        <w:trPr>
+          <w:cantSplit/>
+          <w:tblHeader w:val="false"/>
+        </w:trPr>
+        <w:tc>
+          <w:tcPr>
+            <w:tcW w:type="dxa" w:w="3400"/>
+            <w:shd w:fill="DEEAF6" w:color="auto" w:val="clear"/>
+            <w:tcMar>
+              <w:top w:type="dxa" w:w="50"/>
+              <w:left w:type="dxa" w:w="90"/>
+              <w:bottom w:type="dxa" w:w="50"/>
+              <w:right w:type="dxa" w:w="90"/>
+            </w:tcMar>
+            <w:vAlign w:val="center"/>
+          </w:tcPr>
+          <w:p>
+            <w:pPr>
+              <w:spacing w:after="20" w:before="0" w:line="252"/>
+            </w:pPr>
+            <w:r>
+              <w:rPr>
+                <w:rFonts w:ascii="Yu Gothic" w:cs="Yu Gothic" w:eastAsia="Yu Gothic" w:hAnsi="Yu Gothic"/>
+                <w:b/>
+                <w:bCs/>
+                <w:sz w:val="17"/>
+                <w:szCs w:val="17"/>
+              </w:rPr>
+              <w:t xml:space="preserve">介護する家族が疲れている</w:t>
+            </w:r>
+          </w:p>
+        </w:tc>
+        <w:tc>
+          <w:tcPr>
+            <w:tcW w:type="dxa" w:w="6806"/>
             <w:tcMar>
               <w:top w:type="dxa" w:w="50"/>
               <w:left w:type="dxa" w:w="90"/>
@@ -2273,6 +3491,24 @@
           <w:szCs w:val="20"/>
         </w:rPr>
         <w:t xml:space="preserve">勉強会の場では商品名・保険会社名を出さず、販売目的と受け取られない構成にする</w:t>
+      </w:r>
+    </w:p>
+    <w:p>
+      <w:pPr>
+        <w:pStyle w:val="ListParagraph"/>
+        <w:numPr>
+          <w:ilvl w:val="0"/>
+          <w:numId w:val="3"/>
+        </w:numPr>
+        <w:spacing w:after="60" w:before="0" w:line="276"/>
+      </w:pPr>
+      <w:r>
+        <w:rPr>
+          <w:rFonts w:ascii="Yu Gothic" w:cs="Yu Gothic" w:eastAsia="Yu Gothic" w:hAnsi="Yu Gothic"/>
+          <w:sz w:val="20"/>
+          <w:szCs w:val="20"/>
+        </w:rPr>
+        <w:t xml:space="preserve">保険の整理は「今ある契約を活かす」ためのもの。見直しや乗り換えの勧誘につなげない</w:t>
       </w:r>
     </w:p>
     <w:p>
